--- a/output/documents/Curbside_Executive_Summary.docx
+++ b/output/documents/Curbside_Executive_Summary.docx
@@ -81,7 +81,7 @@
         <w:pageBreakBefore w:val="0"/>
       </w:pPr>
       <w:r>
-        <w:t>Founded in 2026, Curbside is building a platform to guide private-party used-car buyers from comparing vehicles and negotiating to arranging inspections, financing, and secure transactions.</w:t>
+        <w:t>Founded in 2026, Curbside is building the buying platform for the private-party used-car market: one place to compare vehicles, negotiate, arrange inspections, and connect with financing and secure transaction services.</w:t>
       </w:r>
     </w:p>
     <w:p>
@@ -89,7 +89,7 @@
         <w:pageBreakBefore w:val="0"/>
       </w:pPr>
       <w:r>
-        <w:t>Our first product is a Chrome extension that compares asking prices directly across Facebook Marketplace listings. It combines comparable prices, vehicle risk indicators, and negotiation guidance in an explained score out of 100.</w:t>
+        <w:t>Our entry product is a Chrome extension that compares asking prices directly across Facebook Marketplace listings and combines price, risk, and negotiation guidance in an explained score out of 100. Facebook Marketplace is the starting point; our roadmap extends to Craigslist, OfferUp, and other vehicle-listing platforms.</w:t>
       </w:r>
     </w:p>
     <w:p>
@@ -97,7 +97,7 @@
         <w:pageBreakBefore w:val="0"/>
       </w:pPr>
       <w:r>
-        <w:t>The broader vision is a connected buying experience supported by service-provider partnerships, with software subscriptions and licensing for credit unions and automotive platforms extending our reach and creating recurring business revenue.</w:t>
+        <w:t>Our ambition is to become the buyer’s companion across marketplaces and throughout the purchase. Consumer payments establish the first revenue stream; inspection and financing partnerships, credit-union integrations, and software licensing create paths to recurring business revenue.</w:t>
       </w:r>
     </w:p>
     <w:p>
@@ -130,7 +130,7 @@
         <w:pageBreakBefore w:val="0"/>
       </w:pPr>
       <w:r>
-        <w:t>Curbside offers faster screening and practical next steps. Free evaluations introduce the product; paid purchases and customer interviews will test willingness to pay.</w:t>
+        <w:t>Curbside turns scattered listing information into a shortlist, a negotiation position, and a clear next step. A paid shopping pass is designed for the concentrated period when buyers are comparing their options.</w:t>
       </w:r>
     </w:p>
     <w:p>
@@ -147,7 +147,7 @@
         <w:pageBreakBefore w:val="0"/>
       </w:pPr>
       <w:r>
-        <w:t>The extension compares a vehicle with other Facebook Marketplace asking prices, adjusting for characteristics such as mileage and trim. Saved evaluations help buyers build a shortlist. Asking prices are not completed sale prices, and evaluations do not replace inspections.</w:t>
+        <w:t>The working extension compares Facebook Marketplace asking prices, adjusting for characteristics such as mileage and trim, and saves evaluations for a shortlist. Planned support for additional marketplaces will let buyers compare opportunities across platforms. Asking prices are not completed sale prices, and evaluations do not replace inspections.</w:t>
       </w:r>
     </w:p>
     <w:p>
@@ -155,7 +155,7 @@
         <w:pageBreakBefore w:val="0"/>
       </w:pPr>
       <w:r>
-        <w:t>Planned services would let buyers prepare seller questions, arrange inspections, and connect with financing and secure transaction providers. Institutional integrations could place these tools within a credit union’s member experience or an automotive platform. Provider relationships are not yet confirmed.</w:t>
+        <w:t>The next stage connects evaluations to inspection booking, financing, and secure transactions through providers. Credit unions and automotive platforms could embed Curbside’s tools in their own customer experience. Additional platform support and provider integrations are planned, subject to access rights and agreements.</w:t>
       </w:r>
     </w:p>
     <w:p>
@@ -196,15 +196,490 @@
         <w:pageBreakBefore w:val="0"/>
       </w:pPr>
       <w:r>
-        <w:t>Curbside initially serves U.S. Facebook Marketplace car buyers using desktop Chrome. Cox Automotive projected 38.3 million U.S. used-vehicle sales for 2026, a broad benchmark rather than an eligible-user count. [2]</w:t>
+        <w:t>Curbside’s U.S. consumer market model uses 38.5 million annual used-vehicle purchases, Cox Automotive’s September 2026 forecast, as a proxy for buying episodes. [2] At $42 average spend per paying episode, the long-term TAM is $1.617 billion annually. This includes eventual expansion beyond the initial private-party segment.</w:t>
       </w:r>
     </w:p>
+    <w:tbl>
+      <w:tblPr>
+        <w:tblW w:type="auto" w:w="0"/>
+        <w:tblLayout w:type="fixed"/>
+        <w:tblLook w:firstColumn="1" w:firstRow="1" w:lastColumn="0" w:lastRow="0" w:noHBand="0" w:noVBand="1" w:val="04A0"/>
+        <w:tblBorders>
+          <w:top w:val="single" w:sz="4" w:color="D9D9D9"/>
+          <w:left w:val="single" w:sz="4" w:color="D9D9D9"/>
+          <w:bottom w:val="single" w:sz="4" w:color="D9D9D9"/>
+          <w:right w:val="single" w:sz="4" w:color="D9D9D9"/>
+          <w:insideH w:val="single" w:sz="4" w:color="D9D9D9"/>
+          <w:insideV w:val="single" w:sz="4" w:color="D9D9D9"/>
+        </w:tblBorders>
+      </w:tblPr>
+      <w:tblGrid>
+        <w:gridCol w:w="1872"/>
+        <w:gridCol w:w="2592"/>
+        <w:gridCol w:w="2304"/>
+        <w:gridCol w:w="3168"/>
+      </w:tblGrid>
+      <w:tr>
+        <w:trPr>
+          <w:cantSplit/>
+          <w:tblHeader/>
+        </w:trPr>
+        <w:tc>
+          <w:tcPr>
+            <w:tcW w:type="dxa" w:w="1872"/>
+            <w:vAlign w:val="center"/>
+            <w:shd w:fill="E8EEF3"/>
+            <w:tcMar>
+              <w:top w:w="40" w:type="dxa"/>
+              <w:left w:w="70" w:type="dxa"/>
+              <w:bottom w:w="40" w:type="dxa"/>
+              <w:right w:w="70" w:type="dxa"/>
+            </w:tcMar>
+          </w:tcPr>
+          <w:p>
+            <w:pPr>
+              <w:spacing w:after="0" w:before="0" w:line="240" w:lineRule="auto"/>
+              <w:jc w:val="left"/>
+            </w:pPr>
+            <w:r>
+              <w:rPr>
+                <w:b/>
+                <w:color w:val="000000"/>
+                <w:sz w:val="19"/>
+              </w:rPr>
+              <w:t>Market</w:t>
+            </w:r>
+          </w:p>
+        </w:tc>
+        <w:tc>
+          <w:tcPr>
+            <w:tcW w:type="dxa" w:w="2592"/>
+            <w:vAlign w:val="center"/>
+            <w:shd w:fill="E8EEF3"/>
+            <w:tcMar>
+              <w:top w:w="40" w:type="dxa"/>
+              <w:left w:w="70" w:type="dxa"/>
+              <w:bottom w:w="40" w:type="dxa"/>
+              <w:right w:w="70" w:type="dxa"/>
+            </w:tcMar>
+          </w:tcPr>
+          <w:p>
+            <w:pPr>
+              <w:spacing w:after="0" w:before="0" w:line="240" w:lineRule="auto"/>
+              <w:jc w:val="center"/>
+            </w:pPr>
+            <w:r>
+              <w:rPr>
+                <w:b/>
+                <w:color w:val="000000"/>
+                <w:sz w:val="19"/>
+              </w:rPr>
+              <w:t>Annual episodes</w:t>
+            </w:r>
+          </w:p>
+        </w:tc>
+        <w:tc>
+          <w:tcPr>
+            <w:tcW w:type="dxa" w:w="2304"/>
+            <w:vAlign w:val="center"/>
+            <w:shd w:fill="E8EEF3"/>
+            <w:tcMar>
+              <w:top w:w="40" w:type="dxa"/>
+              <w:left w:w="70" w:type="dxa"/>
+              <w:bottom w:w="40" w:type="dxa"/>
+              <w:right w:w="70" w:type="dxa"/>
+            </w:tcMar>
+          </w:tcPr>
+          <w:p>
+            <w:pPr>
+              <w:spacing w:after="0" w:before="0" w:line="240" w:lineRule="auto"/>
+              <w:jc w:val="center"/>
+            </w:pPr>
+            <w:r>
+              <w:rPr>
+                <w:b/>
+                <w:color w:val="000000"/>
+                <w:sz w:val="19"/>
+              </w:rPr>
+              <w:t>Spend per payer</w:t>
+            </w:r>
+          </w:p>
+        </w:tc>
+        <w:tc>
+          <w:tcPr>
+            <w:tcW w:type="dxa" w:w="3168"/>
+            <w:vAlign w:val="center"/>
+            <w:shd w:fill="E8EEF3"/>
+            <w:tcMar>
+              <w:top w:w="40" w:type="dxa"/>
+              <w:left w:w="70" w:type="dxa"/>
+              <w:bottom w:w="40" w:type="dxa"/>
+              <w:right w:w="70" w:type="dxa"/>
+            </w:tcMar>
+          </w:tcPr>
+          <w:p>
+            <w:pPr>
+              <w:spacing w:after="0" w:before="0" w:line="240" w:lineRule="auto"/>
+              <w:jc w:val="center"/>
+            </w:pPr>
+            <w:r>
+              <w:rPr>
+                <w:b/>
+                <w:color w:val="000000"/>
+                <w:sz w:val="19"/>
+              </w:rPr>
+              <w:t>Revenue potential</w:t>
+            </w:r>
+          </w:p>
+        </w:tc>
+      </w:tr>
+      <w:tr>
+        <w:trPr>
+          <w:cantSplit/>
+        </w:trPr>
+        <w:tc>
+          <w:tcPr>
+            <w:tcW w:type="dxa" w:w="1872"/>
+            <w:vAlign w:val="center"/>
+            <w:shd w:fill="FFFFFF"/>
+            <w:tcMar>
+              <w:top w:w="40" w:type="dxa"/>
+              <w:left w:w="70" w:type="dxa"/>
+              <w:bottom w:w="40" w:type="dxa"/>
+              <w:right w:w="70" w:type="dxa"/>
+            </w:tcMar>
+          </w:tcPr>
+          <w:p>
+            <w:pPr>
+              <w:spacing w:after="0" w:before="0" w:line="240" w:lineRule="auto"/>
+              <w:jc w:val="left"/>
+            </w:pPr>
+            <w:r>
+              <w:rPr>
+                <w:b w:val="0"/>
+                <w:color w:val="000000"/>
+                <w:sz w:val="19"/>
+              </w:rPr>
+              <w:t>TAM</w:t>
+            </w:r>
+          </w:p>
+        </w:tc>
+        <w:tc>
+          <w:tcPr>
+            <w:tcW w:type="dxa" w:w="2592"/>
+            <w:vAlign w:val="center"/>
+            <w:shd w:fill="FFFFFF"/>
+            <w:tcMar>
+              <w:top w:w="40" w:type="dxa"/>
+              <w:left w:w="70" w:type="dxa"/>
+              <w:bottom w:w="40" w:type="dxa"/>
+              <w:right w:w="70" w:type="dxa"/>
+            </w:tcMar>
+          </w:tcPr>
+          <w:p>
+            <w:pPr>
+              <w:spacing w:after="0" w:before="0" w:line="240" w:lineRule="auto"/>
+              <w:jc w:val="center"/>
+            </w:pPr>
+            <w:r>
+              <w:rPr>
+                <w:b w:val="0"/>
+                <w:color w:val="000000"/>
+                <w:sz w:val="19"/>
+              </w:rPr>
+              <w:t>38,500,000</w:t>
+            </w:r>
+          </w:p>
+        </w:tc>
+        <w:tc>
+          <w:tcPr>
+            <w:tcW w:type="dxa" w:w="2304"/>
+            <w:vAlign w:val="center"/>
+            <w:shd w:fill="FFFFFF"/>
+            <w:tcMar>
+              <w:top w:w="40" w:type="dxa"/>
+              <w:left w:w="70" w:type="dxa"/>
+              <w:bottom w:w="40" w:type="dxa"/>
+              <w:right w:w="70" w:type="dxa"/>
+            </w:tcMar>
+          </w:tcPr>
+          <w:p>
+            <w:pPr>
+              <w:spacing w:after="0" w:before="0" w:line="240" w:lineRule="auto"/>
+              <w:jc w:val="center"/>
+            </w:pPr>
+            <w:r>
+              <w:rPr>
+                <w:b w:val="0"/>
+                <w:color w:val="000000"/>
+                <w:sz w:val="19"/>
+              </w:rPr>
+              <w:t>$42</w:t>
+            </w:r>
+          </w:p>
+        </w:tc>
+        <w:tc>
+          <w:tcPr>
+            <w:tcW w:type="dxa" w:w="3168"/>
+            <w:vAlign w:val="center"/>
+            <w:shd w:fill="FFFFFF"/>
+            <w:tcMar>
+              <w:top w:w="40" w:type="dxa"/>
+              <w:left w:w="70" w:type="dxa"/>
+              <w:bottom w:w="40" w:type="dxa"/>
+              <w:right w:w="70" w:type="dxa"/>
+            </w:tcMar>
+          </w:tcPr>
+          <w:p>
+            <w:pPr>
+              <w:spacing w:after="0" w:before="0" w:line="240" w:lineRule="auto"/>
+              <w:jc w:val="center"/>
+            </w:pPr>
+            <w:r>
+              <w:rPr>
+                <w:b w:val="0"/>
+                <w:color w:val="000000"/>
+                <w:sz w:val="19"/>
+              </w:rPr>
+              <w:t>$1.617 billion</w:t>
+            </w:r>
+          </w:p>
+        </w:tc>
+      </w:tr>
+      <w:tr>
+        <w:trPr>
+          <w:cantSplit/>
+        </w:trPr>
+        <w:tc>
+          <w:tcPr>
+            <w:tcW w:type="dxa" w:w="1872"/>
+            <w:vAlign w:val="center"/>
+            <w:shd w:fill="F6F7F8"/>
+            <w:tcMar>
+              <w:top w:w="40" w:type="dxa"/>
+              <w:left w:w="70" w:type="dxa"/>
+              <w:bottom w:w="40" w:type="dxa"/>
+              <w:right w:w="70" w:type="dxa"/>
+            </w:tcMar>
+          </w:tcPr>
+          <w:p>
+            <w:pPr>
+              <w:spacing w:after="0" w:before="0" w:line="240" w:lineRule="auto"/>
+              <w:jc w:val="left"/>
+            </w:pPr>
+            <w:r>
+              <w:rPr>
+                <w:b w:val="0"/>
+                <w:color w:val="000000"/>
+                <w:sz w:val="19"/>
+              </w:rPr>
+              <w:t>SAM</w:t>
+            </w:r>
+          </w:p>
+        </w:tc>
+        <w:tc>
+          <w:tcPr>
+            <w:tcW w:type="dxa" w:w="2592"/>
+            <w:vAlign w:val="center"/>
+            <w:shd w:fill="F6F7F8"/>
+            <w:tcMar>
+              <w:top w:w="40" w:type="dxa"/>
+              <w:left w:w="70" w:type="dxa"/>
+              <w:bottom w:w="40" w:type="dxa"/>
+              <w:right w:w="70" w:type="dxa"/>
+            </w:tcMar>
+          </w:tcPr>
+          <w:p>
+            <w:pPr>
+              <w:spacing w:after="0" w:before="0" w:line="240" w:lineRule="auto"/>
+              <w:jc w:val="center"/>
+            </w:pPr>
+            <w:r>
+              <w:rPr>
+                <w:b w:val="0"/>
+                <w:color w:val="000000"/>
+                <w:sz w:val="19"/>
+              </w:rPr>
+              <w:t>9,625,000</w:t>
+            </w:r>
+          </w:p>
+        </w:tc>
+        <w:tc>
+          <w:tcPr>
+            <w:tcW w:type="dxa" w:w="2304"/>
+            <w:vAlign w:val="center"/>
+            <w:shd w:fill="F6F7F8"/>
+            <w:tcMar>
+              <w:top w:w="40" w:type="dxa"/>
+              <w:left w:w="70" w:type="dxa"/>
+              <w:bottom w:w="40" w:type="dxa"/>
+              <w:right w:w="70" w:type="dxa"/>
+            </w:tcMar>
+          </w:tcPr>
+          <w:p>
+            <w:pPr>
+              <w:spacing w:after="0" w:before="0" w:line="240" w:lineRule="auto"/>
+              <w:jc w:val="center"/>
+            </w:pPr>
+            <w:r>
+              <w:rPr>
+                <w:b w:val="0"/>
+                <w:color w:val="000000"/>
+                <w:sz w:val="19"/>
+              </w:rPr>
+              <w:t>$42</w:t>
+            </w:r>
+          </w:p>
+        </w:tc>
+        <w:tc>
+          <w:tcPr>
+            <w:tcW w:type="dxa" w:w="3168"/>
+            <w:vAlign w:val="center"/>
+            <w:shd w:fill="F6F7F8"/>
+            <w:tcMar>
+              <w:top w:w="40" w:type="dxa"/>
+              <w:left w:w="70" w:type="dxa"/>
+              <w:bottom w:w="40" w:type="dxa"/>
+              <w:right w:w="70" w:type="dxa"/>
+            </w:tcMar>
+          </w:tcPr>
+          <w:p>
+            <w:pPr>
+              <w:spacing w:after="0" w:before="0" w:line="240" w:lineRule="auto"/>
+              <w:jc w:val="center"/>
+            </w:pPr>
+            <w:r>
+              <w:rPr>
+                <w:b w:val="0"/>
+                <w:color w:val="000000"/>
+                <w:sz w:val="19"/>
+              </w:rPr>
+              <w:t>$404.25 million</w:t>
+            </w:r>
+          </w:p>
+        </w:tc>
+      </w:tr>
+      <w:tr>
+        <w:trPr>
+          <w:cantSplit/>
+        </w:trPr>
+        <w:tc>
+          <w:tcPr>
+            <w:tcW w:type="dxa" w:w="1872"/>
+            <w:vAlign w:val="center"/>
+            <w:shd w:fill="FFFFFF"/>
+            <w:tcMar>
+              <w:top w:w="40" w:type="dxa"/>
+              <w:left w:w="70" w:type="dxa"/>
+              <w:bottom w:w="40" w:type="dxa"/>
+              <w:right w:w="70" w:type="dxa"/>
+            </w:tcMar>
+          </w:tcPr>
+          <w:p>
+            <w:pPr>
+              <w:spacing w:after="0" w:before="0" w:line="240" w:lineRule="auto"/>
+              <w:jc w:val="left"/>
+            </w:pPr>
+            <w:r>
+              <w:rPr>
+                <w:b w:val="0"/>
+                <w:color w:val="000000"/>
+                <w:sz w:val="19"/>
+              </w:rPr>
+              <w:t>SOM in 2029</w:t>
+            </w:r>
+          </w:p>
+        </w:tc>
+        <w:tc>
+          <w:tcPr>
+            <w:tcW w:type="dxa" w:w="2592"/>
+            <w:vAlign w:val="center"/>
+            <w:shd w:fill="FFFFFF"/>
+            <w:tcMar>
+              <w:top w:w="40" w:type="dxa"/>
+              <w:left w:w="70" w:type="dxa"/>
+              <w:bottom w:w="40" w:type="dxa"/>
+              <w:right w:w="70" w:type="dxa"/>
+            </w:tcMar>
+          </w:tcPr>
+          <w:p>
+            <w:pPr>
+              <w:spacing w:after="0" w:before="0" w:line="240" w:lineRule="auto"/>
+              <w:jc w:val="center"/>
+            </w:pPr>
+            <w:r>
+              <w:rPr>
+                <w:b w:val="0"/>
+                <w:color w:val="000000"/>
+                <w:sz w:val="19"/>
+              </w:rPr>
+              <w:t>100,000</w:t>
+            </w:r>
+          </w:p>
+        </w:tc>
+        <w:tc>
+          <w:tcPr>
+            <w:tcW w:type="dxa" w:w="2304"/>
+            <w:vAlign w:val="center"/>
+            <w:shd w:fill="FFFFFF"/>
+            <w:tcMar>
+              <w:top w:w="40" w:type="dxa"/>
+              <w:left w:w="70" w:type="dxa"/>
+              <w:bottom w:w="40" w:type="dxa"/>
+              <w:right w:w="70" w:type="dxa"/>
+            </w:tcMar>
+          </w:tcPr>
+          <w:p>
+            <w:pPr>
+              <w:spacing w:after="0" w:before="0" w:line="240" w:lineRule="auto"/>
+              <w:jc w:val="center"/>
+            </w:pPr>
+            <w:r>
+              <w:rPr>
+                <w:b w:val="0"/>
+                <w:color w:val="000000"/>
+                <w:sz w:val="19"/>
+              </w:rPr>
+              <w:t>$42</w:t>
+            </w:r>
+          </w:p>
+        </w:tc>
+        <w:tc>
+          <w:tcPr>
+            <w:tcW w:type="dxa" w:w="3168"/>
+            <w:vAlign w:val="center"/>
+            <w:shd w:fill="FFFFFF"/>
+            <w:tcMar>
+              <w:top w:w="40" w:type="dxa"/>
+              <w:left w:w="70" w:type="dxa"/>
+              <w:bottom w:w="40" w:type="dxa"/>
+              <w:right w:w="70" w:type="dxa"/>
+            </w:tcMar>
+          </w:tcPr>
+          <w:p>
+            <w:pPr>
+              <w:spacing w:after="0" w:before="0" w:line="240" w:lineRule="auto"/>
+              <w:jc w:val="center"/>
+            </w:pPr>
+            <w:r>
+              <w:rPr>
+                <w:b w:val="0"/>
+                <w:color w:val="000000"/>
+                <w:sz w:val="19"/>
+              </w:rPr>
+              <w:t>$4.2 million</w:t>
+            </w:r>
+          </w:p>
+        </w:tc>
+      </w:tr>
+    </w:tbl>
     <w:p>
       <w:pPr>
         <w:pageBreakBefore w:val="0"/>
+        <w:spacing w:before="140"/>
       </w:pPr>
       <w:r>
-        <w:t>A hypothetical 5% reachable share equals 1.915 million shopping episodes. Consumer reach and institutional demand require validation.</w:t>
+        <w:t>TAM (total addressable market), SAM (serviceable available market), and SOM (serviceable obtainable market) measure consumer software revenue. SAM assumes 25% of buying episodes are digitally researched private-party purchases serviceable after platform expansion; this is a management assumption. SOM targets 100,000 annual payers by 2029, or 1.04% of SAM. Partner and licensing revenue are outside these estimates.</w:t>
       </w:r>
     </w:p>
     <w:p>
@@ -221,7 +696,7 @@
         <w:pageBreakBefore w:val="0"/>
       </w:pPr>
       <w:r>
-        <w:t>Priority consumers are students, first-time buyers, and budget-conscious households seeking reliable transportation. They need clear comparisons and help moving from a listing to a purchase.</w:t>
+        <w:t>Initial customers are active private-party shoppers, especially first-time buyers and households seeking value. A buyer comparing multiple vehicles can use Curbside to assess alternatives, prioritize inspections, and prepare an offer.</w:t>
       </w:r>
     </w:p>
     <w:p>
@@ -229,7 +704,7 @@
         <w:pageBreakBefore w:val="0"/>
       </w:pPr>
       <w:r>
-        <w:t>Future business customers include credit unions and automotive platforms. Inspection, financing, and transaction providers are potential service partners.</w:t>
+        <w:t>Expansion customers include shoppers on Craigslist, OfferUp, and other listing platforms, followed by credit unions and automotive businesses seeking embedded buying tools.</w:t>
       </w:r>
     </w:p>
     <w:p>
@@ -246,7 +721,7 @@
         <w:pageBreakBefore w:val="0"/>
       </w:pPr>
       <w:r>
-        <w:t>Distribution will begin through the Chrome Web Store and Curbside website. Demonstrations will show direct comparisons with other Facebook Marketplace listings. Educational content, campus outreach, automotive communities, and referrals will drive discovery; paid acquisition will expand only when conversion and acquisition costs justify it.</w:t>
+        <w:t>We will launch in the hottest U.S. used-car sales metro at rollout, selected by recent sales volume, turnover speed, and private-party listing density. We will screen 50 large metros, test acquisition in the top five, and concentrate the first launch in the strongest-performing market. The base-case rollout targets five metros in 2027, 15 in 2028, and 40 in 2029.</w:t>
       </w:r>
     </w:p>
     <w:p>
@@ -254,7 +729,7 @@
         <w:pageBreakBefore w:val="0"/>
       </w:pPr>
       <w:r>
-        <w:t>Conservative assumes weak organic reach and conversion; realistic assumes steady content, campus outreach, and referrals; optimistic assumes stronger referrals and repeatable community distribution. All three are planning assumptions.</w:t>
+        <w:t>Local automotive creators, search advertising, buyer communities, and referrals will drive traffic to the website and Chrome Web Store. Launch content will demonstrate Marketplace comparisons; additional platform support will broaden reach. Conservative assumes slower conversion; realistic is our execution target; optimistic assumes stronger distribution. All are projections.</w:t>
       </w:r>
     </w:p>
     <w:p>
@@ -262,7 +737,7 @@
         <w:pageBreakBefore w:val="0"/>
       </w:pPr>
       <w:r>
-        <w:t>Qualified visits are prospective-buyer website or store visits; activation is a completed first evaluation. Paying customers = activated shoppers × paid conversion. Counts assume unique shoppers within each year. Values below follow 2026 / 2027 / 2028; 2026 is the launch-year total.</w:t>
+        <w:t>Values below follow 2027 / 2028 / 2029, the first three full commercial years after 2026 development. Activation means a first completed evaluation. Annual paying customers = unique qualified visitors × activation × paid conversion. The realistic case reaches 100,000 payers from four million visitors in 2029.</w:t>
       </w:r>
     </w:p>
     <w:tbl>
@@ -426,7 +901,7 @@
                 <w:color w:val="000000"/>
                 <w:sz w:val="19"/>
               </w:rPr>
-              <w:t>Qualified visits</w:t>
+              <w:t>Qualified visitors</w:t>
             </w:r>
           </w:p>
         </w:tc>
@@ -453,7 +928,7 @@
                 <w:color w:val="000000"/>
                 <w:sz w:val="19"/>
               </w:rPr>
-              <w:t>20,000 / 40,000 / 80,000</w:t>
+              <w:t>100k / 500k / 2m</w:t>
             </w:r>
           </w:p>
         </w:tc>
@@ -480,7 +955,7 @@
                 <w:color w:val="000000"/>
                 <w:sz w:val="19"/>
               </w:rPr>
-              <w:t>50,000 / 100,000 / 200,000</w:t>
+              <w:t>200k / 1m / 4m</w:t>
             </w:r>
           </w:p>
         </w:tc>
@@ -507,7 +982,7 @@
                 <w:color w:val="000000"/>
                 <w:sz w:val="19"/>
               </w:rPr>
-              <w:t>80,000 / 200,000 / 400,000</w:t>
+              <w:t>320k / 2.4m / 8m</w:t>
             </w:r>
           </w:p>
         </w:tc>
@@ -566,7 +1041,7 @@
                 <w:color w:val="000000"/>
                 <w:sz w:val="19"/>
               </w:rPr>
-              <w:t>10%</w:t>
+              <w:t>20%</w:t>
             </w:r>
           </w:p>
         </w:tc>
@@ -593,7 +1068,7 @@
                 <w:color w:val="000000"/>
                 <w:sz w:val="19"/>
               </w:rPr>
-              <w:t>20%</w:t>
+              <w:t>25%</w:t>
             </w:r>
           </w:p>
         </w:tc>
@@ -679,7 +1154,7 @@
                 <w:color w:val="000000"/>
                 <w:sz w:val="19"/>
               </w:rPr>
-              <w:t>2,000 / 4,000 / 8,000</w:t>
+              <w:t>20k / 100k / 400k</w:t>
             </w:r>
           </w:p>
         </w:tc>
@@ -706,7 +1181,7 @@
                 <w:color w:val="000000"/>
                 <w:sz w:val="19"/>
               </w:rPr>
-              <w:t>10,000 / 20,000 / 40,000</w:t>
+              <w:t>50k / 250k / 1m</w:t>
             </w:r>
           </w:p>
         </w:tc>
@@ -733,7 +1208,7 @@
                 <w:color w:val="000000"/>
                 <w:sz w:val="19"/>
               </w:rPr>
-              <w:t>20,000 / 50,000 / 100,000</w:t>
+              <w:t>80k / 600k / 2m</w:t>
             </w:r>
           </w:p>
         </w:tc>
@@ -792,33 +1267,6 @@
                 <w:color w:val="000000"/>
                 <w:sz w:val="19"/>
               </w:rPr>
-              <w:t>3%</w:t>
-            </w:r>
-          </w:p>
-        </w:tc>
-        <w:tc>
-          <w:tcPr>
-            <w:tcW w:type="dxa" w:w="2592"/>
-            <w:vAlign w:val="center"/>
-            <w:shd w:fill="F6F7F8"/>
-            <w:tcMar>
-              <w:top w:w="70" w:type="dxa"/>
-              <w:left w:w="70" w:type="dxa"/>
-              <w:bottom w:w="70" w:type="dxa"/>
-              <w:right w:w="70" w:type="dxa"/>
-            </w:tcMar>
-          </w:tcPr>
-          <w:p>
-            <w:pPr>
-              <w:spacing w:after="20" w:before="20" w:line="240" w:lineRule="auto"/>
-              <w:jc w:val="center"/>
-            </w:pPr>
-            <w:r>
-              <w:rPr>
-                <w:b w:val="0"/>
-                <w:color w:val="000000"/>
-                <w:sz w:val="19"/>
-              </w:rPr>
               <w:t>5%</w:t>
             </w:r>
           </w:p>
@@ -846,7 +1294,34 @@
                 <w:color w:val="000000"/>
                 <w:sz w:val="19"/>
               </w:rPr>
-              <w:t>8%</w:t>
+              <w:t>10%</w:t>
+            </w:r>
+          </w:p>
+        </w:tc>
+        <w:tc>
+          <w:tcPr>
+            <w:tcW w:type="dxa" w:w="2592"/>
+            <w:vAlign w:val="center"/>
+            <w:shd w:fill="F6F7F8"/>
+            <w:tcMar>
+              <w:top w:w="70" w:type="dxa"/>
+              <w:left w:w="70" w:type="dxa"/>
+              <w:bottom w:w="70" w:type="dxa"/>
+              <w:right w:w="70" w:type="dxa"/>
+            </w:tcMar>
+          </w:tcPr>
+          <w:p>
+            <w:pPr>
+              <w:spacing w:after="20" w:before="20" w:line="240" w:lineRule="auto"/>
+              <w:jc w:val="center"/>
+            </w:pPr>
+            <w:r>
+              <w:rPr>
+                <w:b w:val="0"/>
+                <w:color w:val="000000"/>
+                <w:sz w:val="19"/>
+              </w:rPr>
+              <w:t>12.5%</w:t>
             </w:r>
           </w:p>
         </w:tc>
@@ -905,7 +1380,7 @@
                 <w:color w:val="000000"/>
                 <w:sz w:val="19"/>
               </w:rPr>
-              <w:t>60 / 120 / 240</w:t>
+              <w:t>1k / 5k / 20k</w:t>
             </w:r>
           </w:p>
         </w:tc>
@@ -932,7 +1407,7 @@
                 <w:color w:val="000000"/>
                 <w:sz w:val="19"/>
               </w:rPr>
-              <w:t>500 / 1,000 / 2,000</w:t>
+              <w:t>5k / 25k / 100k</w:t>
             </w:r>
           </w:p>
         </w:tc>
@@ -959,7 +1434,7 @@
                 <w:color w:val="000000"/>
                 <w:sz w:val="19"/>
               </w:rPr>
-              <w:t>1,600 / 4,000 / 8,000</w:t>
+              <w:t>10k / 75k / 250k</w:t>
             </w:r>
           </w:p>
         </w:tc>
@@ -1018,7 +1493,7 @@
                 <w:color w:val="000000"/>
                 <w:sz w:val="19"/>
               </w:rPr>
-              <w:t>300 / 600 / 1,200</w:t>
+              <w:t>20k / 75k / 240k</w:t>
             </w:r>
           </w:p>
         </w:tc>
@@ -1045,7 +1520,7 @@
                 <w:color w:val="000000"/>
                 <w:sz w:val="19"/>
               </w:rPr>
-              <w:t>1,500 / 3,000 / 6,000</w:t>
+              <w:t>100k / 400k / 1.5m</w:t>
             </w:r>
           </w:p>
         </w:tc>
@@ -1072,7 +1547,7 @@
                 <w:color w:val="000000"/>
                 <w:sz w:val="19"/>
               </w:rPr>
-              <w:t>3,000 / 8,000 / 16,000</w:t>
+              <w:t>150k / 1.125m / 3.75m</w:t>
             </w:r>
           </w:p>
         </w:tc>
@@ -1087,7 +1562,7 @@
         <w:rPr>
           <w:sz w:val="22"/>
         </w:rPr>
-        <w:t>Budgets cover content, outreach, and paid tests; founder time is unpaid. Traffic depends mainly on organic distribution. Conversion and acquisition costs will be reviewed monthly. No signed distribution agreements or partner-generated traffic are assumed.</w:t>
+        <w:t>Marketing budgets cover advertising, creators, content, and referrals. Base-case spend per acquired payer is $20 / $16 / $15, blending paid and organic channels. Market expansion depends on demonstrated conversion and delivery costs; no existing partner distribution is assumed.</w:t>
       </w:r>
     </w:p>
     <w:p>
@@ -1104,7 +1579,7 @@
         <w:pageBreakBefore w:val="0"/>
       </w:pPr>
       <w:r>
-        <w:t>Consumer freemium pricing includes ten free checks, ten additional checks for $7.99, twenty for $11.99, or unlimited evaluations for $16.99 per month. Paid packs do not expire. [6]</w:t>
+        <w:t>Proposed launch pricing: three free evaluations, a five-evaluation pack for $19.99, a 20-evaluation pack for $39.99, and a 30-day shopping pass with 50 evaluations for $59.99. A 20% / 50% / 30% purchase mix yields $41.99, rounded to $42 average spend per payer. These proposed packages will be tested at launch.</w:t>
       </w:r>
     </w:p>
     <w:p>
@@ -1112,7 +1587,7 @@
         <w:pageBreakBefore w:val="0"/>
       </w:pPr>
       <w:r>
-        <w:t>Planned revenue streams include referral partnerships for inspection, financing, and transaction services, plus recurring software subscriptions and licensing for credit unions and automotive platforms. Terms will be established through pilots.</w:t>
+        <w:t>The long-term model adds service-provider referral revenue and recurring software subscriptions and licensing for credit unions and automotive platforms. These channels extend monetization beyond a single consumer shopping period; contract revenue is excluded until pilot terms are established.</w:t>
       </w:r>
     </w:p>
     <w:p>
@@ -1120,7 +1595,7 @@
         <w:pageBreakBefore w:val="0"/>
       </w:pPr>
       <w:r>
-        <w:t>Curbside has no revenue or funding to date and has incurred no significant operating costs. The projections below model consumer adoption and spending; they exclude founder compensation and institutional development.</w:t>
+        <w:t>Curbside has no revenue or funding to date and no significant operating costs. The $7,500 request funds initial validation. The 2027–2029 growth plan requires additional capital and revenue reinvestment as marketing, staffing, and platform coverage expand.</w:t>
       </w:r>
     </w:p>
     <w:p>
@@ -1145,7 +1620,7 @@
         <w:pageBreakBefore w:val="0"/>
       </w:pPr>
       <w:r>
-        <w:t>Free research tools and manual comparisons create a price hurdle. Curbside must demonstrate enough convenience and useful guidance to earn paid purchases. Pilots will compare usability, trust, and willingness to pay against existing tools.</w:t>
+        <w:t>Curbside sells a coordinated buying workflow: listing comparisons, actionable questions, negotiation guidance, and a path to purchase services. The higher proposed price reflects that positioning; conversion tests will determine which packages buyers value.</w:t>
       </w:r>
     </w:p>
     <w:p>
@@ -1162,7 +1637,7 @@
         <w:pageBreakBefore w:val="0"/>
       </w:pPr>
       <w:r>
-        <w:t>Curbside combines direct Facebook Marketplace price comparisons with risk explanations and negotiation guidance. Its broader opportunity is to carry that vehicle context through inspection, financing, and transaction steps, reducing the research buyers must repeat across services.</w:t>
+        <w:t>Curbside’s advantage is the context it carries from listing discovery to purchase. Direct Marketplace comparisons provide the entry point; planned comparisons across platforms and purchase-service integrations would let a buyer keep the same shortlist and decision history throughout the process.</w:t>
       </w:r>
     </w:p>
     <w:p>
@@ -1170,13 +1645,13 @@
         <w:pageBreakBefore w:val="0"/>
       </w:pPr>
       <w:r>
-        <w:t>Long-term differentiation would come from permitted buyer and inspection feedback, service integrations, and distribution through trusted institutions. These advantages remain to be developed; the current feature set is reproducible, with no exclusive network or proven data advantage.</w:t>
+        <w:t>We intend to build compounding advantages through permitted buyer and inspection feedback, service integrations, and institutional distribution. These are development priorities, not established exclusive assets. Evaluation scores will remain independent of partner compensation.</w:t>
       </w:r>
     </w:p>
     <w:p>
       <w:pPr>
         <w:pStyle w:val="Heading1"/>
-        <w:pageBreakBefore/>
+        <w:pageBreakBefore w:val="0"/>
       </w:pPr>
       <w:r>
         <w:t>Management Team</w:t>
@@ -1190,7 +1665,7 @@
         <w:rPr>
           <w:sz w:val="22"/>
         </w:rPr>
-        <w:t>Joshua Keoshkerian, co-founder, studies Business Information Systems with minors in Mathematics and Computer Science at the University of Tulsa. He developed Curbside’s working extension and evaluation engine. At the Federal Reserve Bank of Kansas City, he won first place in a bank-wide intern data visualization competition and presented analytical findings to executive leadership. At Royal Banks of Missouri, he reworked an anomaly-detection system that helped prevent over $5,000 in fraudulent transactions. This experience supports Curbside’s work translating complex data into useful buying guidance.</w:t>
+        <w:t>Joshua Keoshkerian, co-founder, studies Business Information Systems with minors in Mathematics and Computer Science at the University of Tulsa. He developed Curbside’s working extension and evaluation engine. At the Federal Reserve Bank of Kansas City, he won first place in a bank-wide intern data visualization competition and presented analytical findings to executive leadership. At Royal Banks of Missouri, he reworked an anomaly-detection system that helped prevent over $5,000 in fraudulent transactions.</w:t>
       </w:r>
     </w:p>
     <w:p>
@@ -1208,11 +1683,35 @@
       <w:pPr>
         <w:pageBreakBefore w:val="0"/>
       </w:pPr>
+      <w:hyperlink r:id="rId11">
+        <w:r>
+          <w:rPr>
+            <w:b/>
+            <w:sz w:val="22"/>
+          </w:rPr>
+          <w:t>Chris Wright, Ph.D., academic advisor</w:t>
+        </w:r>
+      </w:hyperlink>
       <w:r>
         <w:rPr>
           <w:sz w:val="22"/>
         </w:rPr>
-        <w:t>The founders combine business analysis, software development, and engineering. University networks support early buyer research; automotive advisors and specialists in partnerships, security, and integrations will help address gaps as the platform expands.</w:t>
+        <w:t xml:space="preserve">, is UTulsa’s Assistant Vice President of Innovation and Entrepreneurship, a co-founder and investor in companies including Reliant and Medefy Health, and a venture advisor to Hurricane Ventures and 46VC. </w:t>
+      </w:r>
+      <w:hyperlink r:id="rId12">
+        <w:r>
+          <w:rPr>
+            <w:b/>
+            <w:sz w:val="22"/>
+          </w:rPr>
+          <w:t>Aaryan Thavaran, external advisor</w:t>
+        </w:r>
+      </w:hyperlink>
+      <w:r>
+        <w:rPr>
+          <w:sz w:val="22"/>
+        </w:rPr>
+        <w:t>, co-founded GlaucAI, which won first place in the undergraduate division of UTulsa’s 2025 Hurricane Pitch Competition. Their backgrounds add venture-development and startup-building experience to the team.</w:t>
       </w:r>
     </w:p>
     <w:p>
@@ -1229,7 +1728,7 @@
         <w:pageBreakBefore w:val="0"/>
       </w:pPr>
       <w:r>
-        <w:t>Curbside seeks $7,500 in early funding, pilot customers, advisors, and introductions to inspection providers, credit unions, and automotive platforms.</w:t>
+        <w:t>Curbside seeks $7,500 to validate premium pricing, improve evaluation reliability, and establish its first launch-market and partner pilots.</w:t>
       </w:r>
     </w:p>
     <w:p>
@@ -1237,7 +1736,7 @@
         <w:pageBreakBefore w:val="0"/>
       </w:pPr>
       <w:r>
-        <w:t>Milestones are 20 buyer interviews and a 25-person pilot within 30 days; initial paid purchases and ten partner interviews within 90 days; and a defined provider or institutional pilot within six months. Launch-year payer targets are 60 conservative, 500 realistic, and 1,600 optimistic, subject to launch timing.</w:t>
+        <w:t>Within 90 days, we aim to interview 50 buyers, test the paid packages, and screen 50 metros. Within six months, we aim to launch in the selected market and define one provider or institutional pilot. The realistic commercial targets are 5,000 payers in 2027, 25,000 in 2028, and 100,000 in 2029, with platform expansion supporting growth.</w:t>
       </w:r>
     </w:p>
     <w:p>
@@ -1245,7 +1744,7 @@
         <w:pageBreakBefore w:val="0"/>
       </w:pPr>
       <w:r>
-        <w:t>The proposed $7,500 allocation is $2,500 for evaluation reliability and product improvements, $2,000 for customer research and acquisition, $1,500 for partner-pilot development, and $1,500 for specialist advice and contingency. These fund validation rather than additional recurring annual expenses.</w:t>
+        <w:t>Initial funds: $2,500 for reliability and product improvements, $2,000 for market and pricing tests, $1,500 for partner-pilot development, and $1,500 for specialist advice and contingency. This initial validation budget is separate from the commercial projections; expansion requires additional capital and reinvestment.</w:t>
       </w:r>
     </w:p>
     <w:p>
@@ -1265,7 +1764,7 @@
         <w:rPr>
           <w:sz w:val="20"/>
         </w:rPr>
-        <w:t>Curbside began in 2026. These consumer projections follow the sales funnel for launch year 2026 and calendar years 2027–2028. All cases are planning assumptions; the realistic case is not a validated forecast. The 2026 figures remain subject to actual results and launch timing.</w:t>
+        <w:t>The 2027–2029 consumer projections follow the sales funnel and proposed pricing above. Revenue = annual paying customers × $42, with no assumed subscription renewal. The realistic case reaches $4.2 million annual revenue and $900,000 operating profit in 2029. These are execution targets, not actual results.</w:t>
       </w:r>
     </w:p>
     <w:p>
@@ -1276,7 +1775,7 @@
         <w:rPr>
           <w:sz w:val="20"/>
         </w:rPr>
-        <w:t>Revenue equals annual paying customers × $12 average total spend per payer, with no assumed recurring retention. Variable costs allow $0.15 per activated shopper for evaluations and $0.75 per payer for payment costs. These allowances cover free use and must be tested against actual usage. Fixed costs cover basic hosting, software, administration, and limited support.</w:t>
+        <w:t>Variable costs assume $1 per activated shopper for evaluation delivery, including free use, plus $2 per payer for payment and refund costs. Fixed budgets cover staffing and contractors, hosting, administration, and platform development. All cost allowances require validation against usage and supplier quotes.</w:t>
       </w:r>
     </w:p>
     <w:p>
@@ -1368,33 +1867,6 @@
                 <w:color w:val="000000"/>
                 <w:sz w:val="19"/>
               </w:rPr>
-              <w:t>2026</w:t>
-            </w:r>
-          </w:p>
-        </w:tc>
-        <w:tc>
-          <w:tcPr>
-            <w:tcW w:type="dxa" w:w="2016"/>
-            <w:vAlign w:val="center"/>
-            <w:shd w:fill="E8EEF3"/>
-            <w:tcMar>
-              <w:top w:w="40" w:type="dxa"/>
-              <w:left w:w="70" w:type="dxa"/>
-              <w:bottom w:w="40" w:type="dxa"/>
-              <w:right w:w="70" w:type="dxa"/>
-            </w:tcMar>
-          </w:tcPr>
-          <w:p>
-            <w:pPr>
-              <w:spacing w:after="0" w:before="0" w:line="240" w:lineRule="auto"/>
-              <w:jc w:val="center"/>
-            </w:pPr>
-            <w:r>
-              <w:rPr>
-                <w:b/>
-                <w:color w:val="000000"/>
-                <w:sz w:val="19"/>
-              </w:rPr>
               <w:t>2027</w:t>
             </w:r>
           </w:p>
@@ -1423,6 +1895,33 @@
                 <w:sz w:val="19"/>
               </w:rPr>
               <w:t>2028</w:t>
+            </w:r>
+          </w:p>
+        </w:tc>
+        <w:tc>
+          <w:tcPr>
+            <w:tcW w:type="dxa" w:w="2016"/>
+            <w:vAlign w:val="center"/>
+            <w:shd w:fill="E8EEF3"/>
+            <w:tcMar>
+              <w:top w:w="40" w:type="dxa"/>
+              <w:left w:w="70" w:type="dxa"/>
+              <w:bottom w:w="40" w:type="dxa"/>
+              <w:right w:w="70" w:type="dxa"/>
+            </w:tcMar>
+          </w:tcPr>
+          <w:p>
+            <w:pPr>
+              <w:spacing w:after="0" w:before="0" w:line="240" w:lineRule="auto"/>
+              <w:jc w:val="center"/>
+            </w:pPr>
+            <w:r>
+              <w:rPr>
+                <w:b/>
+                <w:color w:val="000000"/>
+                <w:sz w:val="19"/>
+              </w:rPr>
+              <w:t>2029</w:t>
             </w:r>
           </w:p>
         </w:tc>
@@ -1481,7 +1980,7 @@
                 <w:color w:val="000000"/>
                 <w:sz w:val="19"/>
               </w:rPr>
-              <w:t>720</w:t>
+              <w:t>42,000</w:t>
             </w:r>
           </w:p>
         </w:tc>
@@ -1508,7 +2007,7 @@
                 <w:color w:val="000000"/>
                 <w:sz w:val="19"/>
               </w:rPr>
-              <w:t>1,440</w:t>
+              <w:t>210,000</w:t>
             </w:r>
           </w:p>
         </w:tc>
@@ -1535,7 +2034,7 @@
                 <w:color w:val="000000"/>
                 <w:sz w:val="19"/>
               </w:rPr>
-              <w:t>2,880</w:t>
+              <w:t>840,000</w:t>
             </w:r>
           </w:p>
         </w:tc>
@@ -1594,7 +2093,7 @@
                 <w:color w:val="000000"/>
                 <w:sz w:val="19"/>
               </w:rPr>
-              <w:t>300</w:t>
+              <w:t>20,000</w:t>
             </w:r>
           </w:p>
         </w:tc>
@@ -1621,7 +2120,7 @@
                 <w:color w:val="000000"/>
                 <w:sz w:val="19"/>
               </w:rPr>
-              <w:t>600</w:t>
+              <w:t>75,000</w:t>
             </w:r>
           </w:p>
         </w:tc>
@@ -1648,7 +2147,7 @@
                 <w:color w:val="000000"/>
                 <w:sz w:val="19"/>
               </w:rPr>
-              <w:t>1,200</w:t>
+              <w:t>240,000</w:t>
             </w:r>
           </w:p>
         </w:tc>
@@ -1707,7 +2206,7 @@
                 <w:color w:val="000000"/>
                 <w:sz w:val="19"/>
               </w:rPr>
-              <w:t>345</w:t>
+              <w:t>22,000</w:t>
             </w:r>
           </w:p>
         </w:tc>
@@ -1734,7 +2233,7 @@
                 <w:color w:val="000000"/>
                 <w:sz w:val="19"/>
               </w:rPr>
-              <w:t>690</w:t>
+              <w:t>110,000</w:t>
             </w:r>
           </w:p>
         </w:tc>
@@ -1761,7 +2260,7 @@
                 <w:color w:val="000000"/>
                 <w:sz w:val="19"/>
               </w:rPr>
-              <w:t>1,380</w:t>
+              <w:t>440,000</w:t>
             </w:r>
           </w:p>
         </w:tc>
@@ -1820,7 +2319,7 @@
                 <w:color w:val="000000"/>
                 <w:sz w:val="19"/>
               </w:rPr>
-              <w:t>1,800</w:t>
+              <w:t>30,000</w:t>
             </w:r>
           </w:p>
         </w:tc>
@@ -1847,7 +2346,7 @@
                 <w:color w:val="000000"/>
                 <w:sz w:val="19"/>
               </w:rPr>
-              <w:t>2,400</w:t>
+              <w:t>75,000</w:t>
             </w:r>
           </w:p>
         </w:tc>
@@ -1874,7 +2373,7 @@
                 <w:color w:val="000000"/>
                 <w:sz w:val="19"/>
               </w:rPr>
-              <w:t>3,600</w:t>
+              <w:t>200,000</w:t>
             </w:r>
           </w:p>
         </w:tc>
@@ -1933,7 +2432,7 @@
                 <w:color w:val="000000"/>
                 <w:sz w:val="19"/>
               </w:rPr>
-              <w:t>2,445</w:t>
+              <w:t>72,000</w:t>
             </w:r>
           </w:p>
         </w:tc>
@@ -1960,7 +2459,7 @@
                 <w:color w:val="000000"/>
                 <w:sz w:val="19"/>
               </w:rPr>
-              <w:t>3,690</w:t>
+              <w:t>260,000</w:t>
             </w:r>
           </w:p>
         </w:tc>
@@ -1987,7 +2486,7 @@
                 <w:color w:val="000000"/>
                 <w:sz w:val="19"/>
               </w:rPr>
-              <w:t>6,180</w:t>
+              <w:t>880,000</w:t>
             </w:r>
           </w:p>
         </w:tc>
@@ -2046,7 +2545,7 @@
                 <w:color w:val="000000"/>
                 <w:sz w:val="19"/>
               </w:rPr>
-              <w:t>(1,725)</w:t>
+              <w:t>(30,000)</w:t>
             </w:r>
           </w:p>
         </w:tc>
@@ -2073,7 +2572,7 @@
                 <w:color w:val="000000"/>
                 <w:sz w:val="19"/>
               </w:rPr>
-              <w:t>(2,250)</w:t>
+              <w:t>(50,000)</w:t>
             </w:r>
           </w:p>
         </w:tc>
@@ -2100,7 +2599,7 @@
                 <w:color w:val="000000"/>
                 <w:sz w:val="19"/>
               </w:rPr>
-              <w:t>(3,300)</w:t>
+              <w:t>(40,000)</w:t>
             </w:r>
           </w:p>
         </w:tc>
@@ -2195,33 +2694,6 @@
                 <w:color w:val="000000"/>
                 <w:sz w:val="19"/>
               </w:rPr>
-              <w:t>2026</w:t>
-            </w:r>
-          </w:p>
-        </w:tc>
-        <w:tc>
-          <w:tcPr>
-            <w:tcW w:type="dxa" w:w="2016"/>
-            <w:vAlign w:val="center"/>
-            <w:shd w:fill="E8EEF3"/>
-            <w:tcMar>
-              <w:top w:w="40" w:type="dxa"/>
-              <w:left w:w="70" w:type="dxa"/>
-              <w:bottom w:w="40" w:type="dxa"/>
-              <w:right w:w="70" w:type="dxa"/>
-            </w:tcMar>
-          </w:tcPr>
-          <w:p>
-            <w:pPr>
-              <w:spacing w:after="0" w:before="0" w:line="240" w:lineRule="auto"/>
-              <w:jc w:val="center"/>
-            </w:pPr>
-            <w:r>
-              <w:rPr>
-                <w:b/>
-                <w:color w:val="000000"/>
-                <w:sz w:val="19"/>
-              </w:rPr>
               <w:t>2027</w:t>
             </w:r>
           </w:p>
@@ -2250,6 +2722,33 @@
                 <w:sz w:val="19"/>
               </w:rPr>
               <w:t>2028</w:t>
+            </w:r>
+          </w:p>
+        </w:tc>
+        <w:tc>
+          <w:tcPr>
+            <w:tcW w:type="dxa" w:w="2016"/>
+            <w:vAlign w:val="center"/>
+            <w:shd w:fill="E8EEF3"/>
+            <w:tcMar>
+              <w:top w:w="40" w:type="dxa"/>
+              <w:left w:w="70" w:type="dxa"/>
+              <w:bottom w:w="40" w:type="dxa"/>
+              <w:right w:w="70" w:type="dxa"/>
+            </w:tcMar>
+          </w:tcPr>
+          <w:p>
+            <w:pPr>
+              <w:spacing w:after="0" w:before="0" w:line="240" w:lineRule="auto"/>
+              <w:jc w:val="center"/>
+            </w:pPr>
+            <w:r>
+              <w:rPr>
+                <w:b/>
+                <w:color w:val="000000"/>
+                <w:sz w:val="19"/>
+              </w:rPr>
+              <w:t>2029</w:t>
             </w:r>
           </w:p>
         </w:tc>
@@ -2308,7 +2807,7 @@
                 <w:color w:val="000000"/>
                 <w:sz w:val="19"/>
               </w:rPr>
-              <w:t>6,000</w:t>
+              <w:t>210,000</w:t>
             </w:r>
           </w:p>
         </w:tc>
@@ -2335,7 +2834,7 @@
                 <w:color w:val="000000"/>
                 <w:sz w:val="19"/>
               </w:rPr>
-              <w:t>12,000</w:t>
+              <w:t>1,050,000</w:t>
             </w:r>
           </w:p>
         </w:tc>
@@ -2362,7 +2861,7 @@
                 <w:color w:val="000000"/>
                 <w:sz w:val="19"/>
               </w:rPr>
-              <w:t>24,000</w:t>
+              <w:t>4,200,000</w:t>
             </w:r>
           </w:p>
         </w:tc>
@@ -2421,7 +2920,7 @@
                 <w:color w:val="000000"/>
                 <w:sz w:val="19"/>
               </w:rPr>
-              <w:t>1,500</w:t>
+              <w:t>100,000</w:t>
             </w:r>
           </w:p>
         </w:tc>
@@ -2448,7 +2947,7 @@
                 <w:color w:val="000000"/>
                 <w:sz w:val="19"/>
               </w:rPr>
-              <w:t>3,000</w:t>
+              <w:t>400,000</w:t>
             </w:r>
           </w:p>
         </w:tc>
@@ -2475,7 +2974,7 @@
                 <w:color w:val="000000"/>
                 <w:sz w:val="19"/>
               </w:rPr>
-              <w:t>6,000</w:t>
+              <w:t>1,500,000</w:t>
             </w:r>
           </w:p>
         </w:tc>
@@ -2534,7 +3033,7 @@
                 <w:color w:val="000000"/>
                 <w:sz w:val="19"/>
               </w:rPr>
-              <w:t>1,875</w:t>
+              <w:t>60,000</w:t>
             </w:r>
           </w:p>
         </w:tc>
@@ -2561,7 +3060,7 @@
                 <w:color w:val="000000"/>
                 <w:sz w:val="19"/>
               </w:rPr>
-              <w:t>3,750</w:t>
+              <w:t>300,000</w:t>
             </w:r>
           </w:p>
         </w:tc>
@@ -2588,7 +3087,7 @@
                 <w:color w:val="000000"/>
                 <w:sz w:val="19"/>
               </w:rPr>
-              <w:t>7,500</w:t>
+              <w:t>1,200,000</w:t>
             </w:r>
           </w:p>
         </w:tc>
@@ -2647,7 +3146,7 @@
                 <w:color w:val="000000"/>
                 <w:sz w:val="19"/>
               </w:rPr>
-              <w:t>3,600</w:t>
+              <w:t>60,000</w:t>
             </w:r>
           </w:p>
         </w:tc>
@@ -2674,7 +3173,7 @@
                 <w:color w:val="000000"/>
                 <w:sz w:val="19"/>
               </w:rPr>
-              <w:t>4,800</w:t>
+              <w:t>200,000</w:t>
             </w:r>
           </w:p>
         </w:tc>
@@ -2701,7 +3200,7 @@
                 <w:color w:val="000000"/>
                 <w:sz w:val="19"/>
               </w:rPr>
-              <w:t>7,200</w:t>
+              <w:t>600,000</w:t>
             </w:r>
           </w:p>
         </w:tc>
@@ -2760,7 +3259,7 @@
                 <w:color w:val="000000"/>
                 <w:sz w:val="19"/>
               </w:rPr>
-              <w:t>6,975</w:t>
+              <w:t>220,000</w:t>
             </w:r>
           </w:p>
         </w:tc>
@@ -2787,7 +3286,7 @@
                 <w:color w:val="000000"/>
                 <w:sz w:val="19"/>
               </w:rPr>
-              <w:t>11,550</w:t>
+              <w:t>900,000</w:t>
             </w:r>
           </w:p>
         </w:tc>
@@ -2814,7 +3313,7 @@
                 <w:color w:val="000000"/>
                 <w:sz w:val="19"/>
               </w:rPr>
-              <w:t>20,700</w:t>
+              <w:t>3,300,000</w:t>
             </w:r>
           </w:p>
         </w:tc>
@@ -2873,7 +3372,7 @@
                 <w:color w:val="000000"/>
                 <w:sz w:val="19"/>
               </w:rPr>
-              <w:t>(975)</w:t>
+              <w:t>(10,000)</w:t>
             </w:r>
           </w:p>
         </w:tc>
@@ -2900,7 +3399,7 @@
                 <w:color w:val="000000"/>
                 <w:sz w:val="19"/>
               </w:rPr>
-              <w:t>450</w:t>
+              <w:t>150,000</w:t>
             </w:r>
           </w:p>
         </w:tc>
@@ -2927,7 +3426,7 @@
                 <w:color w:val="000000"/>
                 <w:sz w:val="19"/>
               </w:rPr>
-              <w:t>3,300</w:t>
+              <w:t>900,000</w:t>
             </w:r>
           </w:p>
         </w:tc>
@@ -3022,33 +3521,6 @@
                 <w:color w:val="000000"/>
                 <w:sz w:val="19"/>
               </w:rPr>
-              <w:t>2026</w:t>
-            </w:r>
-          </w:p>
-        </w:tc>
-        <w:tc>
-          <w:tcPr>
-            <w:tcW w:type="dxa" w:w="2016"/>
-            <w:vAlign w:val="center"/>
-            <w:shd w:fill="E8EEF3"/>
-            <w:tcMar>
-              <w:top w:w="40" w:type="dxa"/>
-              <w:left w:w="70" w:type="dxa"/>
-              <w:bottom w:w="40" w:type="dxa"/>
-              <w:right w:w="70" w:type="dxa"/>
-            </w:tcMar>
-          </w:tcPr>
-          <w:p>
-            <w:pPr>
-              <w:spacing w:after="0" w:before="0" w:line="240" w:lineRule="auto"/>
-              <w:jc w:val="center"/>
-            </w:pPr>
-            <w:r>
-              <w:rPr>
-                <w:b/>
-                <w:color w:val="000000"/>
-                <w:sz w:val="19"/>
-              </w:rPr>
               <w:t>2027</w:t>
             </w:r>
           </w:p>
@@ -3077,6 +3549,33 @@
                 <w:sz w:val="19"/>
               </w:rPr>
               <w:t>2028</w:t>
+            </w:r>
+          </w:p>
+        </w:tc>
+        <w:tc>
+          <w:tcPr>
+            <w:tcW w:type="dxa" w:w="2016"/>
+            <w:vAlign w:val="center"/>
+            <w:shd w:fill="E8EEF3"/>
+            <w:tcMar>
+              <w:top w:w="40" w:type="dxa"/>
+              <w:left w:w="70" w:type="dxa"/>
+              <w:bottom w:w="40" w:type="dxa"/>
+              <w:right w:w="70" w:type="dxa"/>
+            </w:tcMar>
+          </w:tcPr>
+          <w:p>
+            <w:pPr>
+              <w:spacing w:after="0" w:before="0" w:line="240" w:lineRule="auto"/>
+              <w:jc w:val="center"/>
+            </w:pPr>
+            <w:r>
+              <w:rPr>
+                <w:b/>
+                <w:color w:val="000000"/>
+                <w:sz w:val="19"/>
+              </w:rPr>
+              <w:t>2029</w:t>
             </w:r>
           </w:p>
         </w:tc>
@@ -3135,7 +3634,7 @@
                 <w:color w:val="000000"/>
                 <w:sz w:val="19"/>
               </w:rPr>
-              <w:t>19,200</w:t>
+              <w:t>420,000</w:t>
             </w:r>
           </w:p>
         </w:tc>
@@ -3162,7 +3661,7 @@
                 <w:color w:val="000000"/>
                 <w:sz w:val="19"/>
               </w:rPr>
-              <w:t>48,000</w:t>
+              <w:t>3,150,000</w:t>
             </w:r>
           </w:p>
         </w:tc>
@@ -3189,7 +3688,7 @@
                 <w:color w:val="000000"/>
                 <w:sz w:val="19"/>
               </w:rPr>
-              <w:t>96,000</w:t>
+              <w:t>10,500,000</w:t>
             </w:r>
           </w:p>
         </w:tc>
@@ -3248,7 +3747,7 @@
                 <w:color w:val="000000"/>
                 <w:sz w:val="19"/>
               </w:rPr>
-              <w:t>3,000</w:t>
+              <w:t>150,000</w:t>
             </w:r>
           </w:p>
         </w:tc>
@@ -3275,7 +3774,7 @@
                 <w:color w:val="000000"/>
                 <w:sz w:val="19"/>
               </w:rPr>
-              <w:t>8,000</w:t>
+              <w:t>1,125,000</w:t>
             </w:r>
           </w:p>
         </w:tc>
@@ -3302,7 +3801,7 @@
                 <w:color w:val="000000"/>
                 <w:sz w:val="19"/>
               </w:rPr>
-              <w:t>16,000</w:t>
+              <w:t>3,750,000</w:t>
             </w:r>
           </w:p>
         </w:tc>
@@ -3361,7 +3860,7 @@
                 <w:color w:val="000000"/>
                 <w:sz w:val="19"/>
               </w:rPr>
-              <w:t>4,200</w:t>
+              <w:t>100,000</w:t>
             </w:r>
           </w:p>
         </w:tc>
@@ -3388,7 +3887,7 @@
                 <w:color w:val="000000"/>
                 <w:sz w:val="19"/>
               </w:rPr>
-              <w:t>10,500</w:t>
+              <w:t>750,000</w:t>
             </w:r>
           </w:p>
         </w:tc>
@@ -3415,7 +3914,7 @@
                 <w:color w:val="000000"/>
                 <w:sz w:val="19"/>
               </w:rPr>
-              <w:t>21,000</w:t>
+              <w:t>2,500,000</w:t>
             </w:r>
           </w:p>
         </w:tc>
@@ -3474,7 +3973,7 @@
                 <w:color w:val="000000"/>
                 <w:sz w:val="19"/>
               </w:rPr>
-              <w:t>6,000</w:t>
+              <w:t>100,000</w:t>
             </w:r>
           </w:p>
         </w:tc>
@@ -3501,7 +4000,7 @@
                 <w:color w:val="000000"/>
                 <w:sz w:val="19"/>
               </w:rPr>
-              <w:t>12,000</w:t>
+              <w:t>450,000</w:t>
             </w:r>
           </w:p>
         </w:tc>
@@ -3528,7 +4027,7 @@
                 <w:color w:val="000000"/>
                 <w:sz w:val="19"/>
               </w:rPr>
-              <w:t>24,000</w:t>
+              <w:t>1,200,000</w:t>
             </w:r>
           </w:p>
         </w:tc>
@@ -3587,7 +4086,7 @@
                 <w:color w:val="000000"/>
                 <w:sz w:val="19"/>
               </w:rPr>
-              <w:t>13,200</w:t>
+              <w:t>350,000</w:t>
             </w:r>
           </w:p>
         </w:tc>
@@ -3614,7 +4113,7 @@
                 <w:color w:val="000000"/>
                 <w:sz w:val="19"/>
               </w:rPr>
-              <w:t>30,500</w:t>
+              <w:t>2,325,000</w:t>
             </w:r>
           </w:p>
         </w:tc>
@@ -3641,7 +4140,7 @@
                 <w:color w:val="000000"/>
                 <w:sz w:val="19"/>
               </w:rPr>
-              <w:t>61,000</w:t>
+              <w:t>7,450,000</w:t>
             </w:r>
           </w:p>
         </w:tc>
@@ -3700,7 +4199,7 @@
                 <w:color w:val="000000"/>
                 <w:sz w:val="19"/>
               </w:rPr>
-              <w:t>6,000</w:t>
+              <w:t>70,000</w:t>
             </w:r>
           </w:p>
         </w:tc>
@@ -3727,7 +4226,7 @@
                 <w:color w:val="000000"/>
                 <w:sz w:val="19"/>
               </w:rPr>
-              <w:t>17,500</w:t>
+              <w:t>825,000</w:t>
             </w:r>
           </w:p>
         </w:tc>
@@ -3754,7 +4253,7 @@
                 <w:color w:val="000000"/>
                 <w:sz w:val="19"/>
               </w:rPr>
-              <w:t>35,000</w:t>
+              <w:t>3,050,000</w:t>
             </w:r>
           </w:p>
         </w:tc>
@@ -3769,7 +4268,7 @@
         <w:rPr>
           <w:sz w:val="18"/>
         </w:rPr>
-        <w:t>Operating results exclude founder salaries, taxes, financing, capital purchases, and institutional development. No award, referral, or licensing revenue is included. Positive results therefore do not establish full business profitability. The conservative case needs $7,275 to cover cumulative modeled losses through 2028, before contingency or excluded costs.</w:t>
+        <w:t>Operating results are before tax and financing costs; staffing allowances are included in fixed costs. Referral, licensing, and award income are excluded. In the realistic case, $10,000 of 2027 operating loss plus working capital must be financed beyond the initial pilot; cash needs depend on when spending and revenue occur.</w:t>
       </w:r>
     </w:p>
     <w:p>
@@ -3779,10 +4278,9 @@
       </w:pPr>
       <w:r>
         <w:rPr>
-          <w:color w:val="555555"/>
           <w:sz w:val="16"/>
         </w:rPr>
-        <w:t>[1] Internal calibration review, docs/calibration-pass-1.md. [2] Cox Automotive, December 2025, 2026 Forecasts. [3] kbb.com/whats-my-car-worth/ [4] cargurus.com/research/car-valuation [5] carfax.com/vehicle-history-reports/ [6] Curbside pricing configuration. Sources reviewed September 29, 2026. [7] CarScout, Chrome Web Store: chromewebstore.google.com/detail/andcdhiiobnhninfkfodhhghcjjkdaol (accessed September 30, 2026).</w:t>
+        <w:t>Sources: [1] Internal calibration review, docs/calibration-pass-1.md. [2] Cox Automotive, September 2026 forecast: coxautoinc.com/wp-content/uploads/2026/09/Q3-2026-Cox-Automotive-Sales-Forecasts.pdf. [3] kbb.com/whats-my-car-worth/ [4] cargurus.com/research/car-valuation [5] carfax.com/vehicle-history-reports/ [7] CarScout, Chrome Web Store: chromewebstore.google.com/detail/andcdhiiobnhninfkfodhhghcjjkdaol. Market sizing, prices, funnels, and costs are Curbside planning assumptions. Sources reviewed September–October 2026.</w:t>
       </w:r>
     </w:p>
     <w:sectPr>
